--- a/public/templates/compiled/forms/A-117-SystemConfigurationBaselines-FORM.docx
+++ b/public/templates/compiled/forms/A-117-SystemConfigurationBaselines-FORM.docx
@@ -1466,7 +1466,7 @@
                 <w:sz w:val="24"/>
                 <w:szCs w:val="24"/>
               </w:rPr>
-              <w:t>{yN2}</w:t>
+              <w:t>{yesNo2}</w:t>
             </w:r>
           </w:p>
         </w:tc>
@@ -1623,7 +1623,7 @@
                 <w:sz w:val="24"/>
                 <w:szCs w:val="24"/>
               </w:rPr>
-              <w:t>{yN3}</w:t>
+              <w:t>{yesNo3}</w:t>
             </w:r>
           </w:p>
         </w:tc>
@@ -1780,7 +1780,7 @@
                 <w:sz w:val="24"/>
                 <w:szCs w:val="24"/>
               </w:rPr>
-              <w:t>{yN4}</w:t>
+              <w:t>{yesNo4}</w:t>
             </w:r>
           </w:p>
         </w:tc>
@@ -1937,7 +1937,7 @@
                 <w:sz w:val="24"/>
                 <w:szCs w:val="24"/>
               </w:rPr>
-              <w:t>{yN5}</w:t>
+              <w:t>{yesNo5}</w:t>
             </w:r>
           </w:p>
         </w:tc>
@@ -2307,7 +2307,7 @@
                 <w:sz w:val="24"/>
                 <w:szCs w:val="24"/>
               </w:rPr>
-              <w:t>{changeReference}</w:t>
+              <w:t>{changeRef}</w:t>
             </w:r>
           </w:p>
         </w:tc>
@@ -2433,7 +2433,7 @@
                 <w:sz w:val="24"/>
                 <w:szCs w:val="24"/>
               </w:rPr>
-              <w:t>{allowedTrafficAclSummary2}</w:t>
+              <w:t>{allowedTraffic2}</w:t>
             </w:r>
           </w:p>
         </w:tc>
@@ -2464,7 +2464,7 @@
                 <w:sz w:val="24"/>
                 <w:szCs w:val="24"/>
               </w:rPr>
-              <w:t>{changeReference2}</w:t>
+              <w:t>{changeRef2}</w:t>
             </w:r>
           </w:p>
         </w:tc>
@@ -2590,7 +2590,7 @@
                 <w:sz w:val="24"/>
                 <w:szCs w:val="24"/>
               </w:rPr>
-              <w:t>{allowedTrafficAclSummary3}</w:t>
+              <w:t>{allowedTraffic3}</w:t>
             </w:r>
           </w:p>
         </w:tc>
@@ -2621,7 +2621,7 @@
                 <w:sz w:val="24"/>
                 <w:szCs w:val="24"/>
               </w:rPr>
-              <w:t>{changeReference3}</w:t>
+              <w:t>{changeRef3}</w:t>
             </w:r>
           </w:p>
         </w:tc>
@@ -2705,7 +2705,7 @@
           <w:sz w:val="24"/>
           <w:szCs w:val="24"/>
         </w:rPr>
-        <w:t>The approved baselines are validated against the as-built state through the Configuration Drift Detection Records, at least [Weekly / Monthly / Quarterly / Annually] and after any change, by the {ownerRole}. Every change to a baseline runs through the Change Management Policy and is recorded in the Change History below.</w:t>
+        <w:t>The approved baselines are validated against the as-built state through the Configuration Drift Detection Records, at least {reviewCadence} and after any change, by the {ownerRole}. Every change to a baseline runs through the Change Management Policy and is recorded in the Change History below.</w:t>
       </w:r>
     </w:p>
     <w:p>
@@ -3766,7 +3766,7 @@
                 <w:sz w:val="24"/>
                 <w:szCs w:val="24"/>
               </w:rPr>
-              <w:t xml:space="preserve">{initialRevisionNote}</w:t>
+              <w:t xml:space="preserve">{revisionNote}</w:t>
             </w:r>
           </w:p>
         </w:tc>

--- a/public/templates/compiled/forms/A-117-SystemConfigurationBaselines-FORM.docx
+++ b/public/templates/compiled/forms/A-117-SystemConfigurationBaselines-FORM.docx
@@ -34,6 +34,9 @@
         <w:gridCol w:w="9360"/>
       </w:tblGrid>
       <w:tr>
+        <w:trPr>
+          <w:cantSplit/>
+        </w:trPr>
         <w:tc>
           <w:tcPr>
             <w:tcW w:type="dxa" w:w="9360"/>
@@ -316,6 +319,9 @@
         <w:gridCol w:w="9360"/>
       </w:tblGrid>
       <w:tr>
+        <w:trPr>
+          <w:cantSplit/>
+        </w:trPr>
         <w:tc>
           <w:tcPr>
             <w:tcW w:type="dxa" w:w="9360"/>
@@ -590,6 +596,7 @@
       </w:tblGrid>
       <w:tr>
         <w:trPr>
+          <w:cantSplit/>
           <w:tblHeader/>
         </w:trPr>
         <w:tc>
@@ -656,6 +663,9 @@
         </w:tc>
       </w:tr>
       <w:tr>
+        <w:trPr>
+          <w:cantSplit/>
+        </w:trPr>
         <w:tc>
           <w:tcPr>
             <w:tcW w:type="dxa" w:w="3000"/>
@@ -720,6 +730,9 @@
         </w:tc>
       </w:tr>
       <w:tr>
+        <w:trPr>
+          <w:cantSplit/>
+        </w:trPr>
         <w:tc>
           <w:tcPr>
             <w:tcW w:type="dxa" w:w="3000"/>
@@ -784,6 +797,9 @@
         </w:tc>
       </w:tr>
       <w:tr>
+        <w:trPr>
+          <w:cantSplit/>
+        </w:trPr>
         <w:tc>
           <w:tcPr>
             <w:tcW w:type="dxa" w:w="3000"/>
@@ -848,6 +864,9 @@
         </w:tc>
       </w:tr>
       <w:tr>
+        <w:trPr>
+          <w:cantSplit/>
+        </w:trPr>
         <w:tc>
           <w:tcPr>
             <w:tcW w:type="dxa" w:w="3000"/>
@@ -912,6 +931,9 @@
         </w:tc>
       </w:tr>
       <w:tr>
+        <w:trPr>
+          <w:cantSplit/>
+        </w:trPr>
         <w:tc>
           <w:tcPr>
             <w:tcW w:type="dxa" w:w="3000"/>
@@ -1030,6 +1052,7 @@
       </w:tblGrid>
       <w:tr>
         <w:trPr>
+          <w:cantSplit/>
           <w:tblHeader/>
         </w:trPr>
         <w:tc>
@@ -1189,6 +1212,9 @@
         </w:tc>
       </w:tr>
       <w:tr>
+        <w:trPr>
+          <w:cantSplit/>
+        </w:trPr>
         <w:tc>
           <w:tcPr>
             <w:tcW w:type="dxa" w:w="2400"/>
@@ -1346,6 +1372,9 @@
         </w:tc>
       </w:tr>
       <w:tr>
+        <w:trPr>
+          <w:cantSplit/>
+        </w:trPr>
         <w:tc>
           <w:tcPr>
             <w:tcW w:type="dxa" w:w="2400"/>
@@ -1503,6 +1532,9 @@
         </w:tc>
       </w:tr>
       <w:tr>
+        <w:trPr>
+          <w:cantSplit/>
+        </w:trPr>
         <w:tc>
           <w:tcPr>
             <w:tcW w:type="dxa" w:w="2400"/>
@@ -1660,6 +1692,9 @@
         </w:tc>
       </w:tr>
       <w:tr>
+        <w:trPr>
+          <w:cantSplit/>
+        </w:trPr>
         <w:tc>
           <w:tcPr>
             <w:tcW w:type="dxa" w:w="2400"/>
@@ -1817,6 +1852,9 @@
         </w:tc>
       </w:tr>
       <w:tr>
+        <w:trPr>
+          <w:cantSplit/>
+        </w:trPr>
         <w:tc>
           <w:tcPr>
             <w:tcW w:type="dxa" w:w="2400"/>
@@ -2028,6 +2066,7 @@
       </w:tblGrid>
       <w:tr>
         <w:trPr>
+          <w:cantSplit/>
           <w:tblHeader/>
         </w:trPr>
         <w:tc>
@@ -2187,6 +2226,9 @@
         </w:tc>
       </w:tr>
       <w:tr>
+        <w:trPr>
+          <w:cantSplit/>
+        </w:trPr>
         <w:tc>
           <w:tcPr>
             <w:tcW w:type="dxa" w:w="2400"/>
@@ -2344,6 +2386,9 @@
         </w:tc>
       </w:tr>
       <w:tr>
+        <w:trPr>
+          <w:cantSplit/>
+        </w:trPr>
         <w:tc>
           <w:tcPr>
             <w:tcW w:type="dxa" w:w="2400"/>
@@ -2501,6 +2546,9 @@
         </w:tc>
       </w:tr>
       <w:tr>
+        <w:trPr>
+          <w:cantSplit/>
+        </w:trPr>
         <w:tc>
           <w:tcPr>
             <w:tcW w:type="dxa" w:w="2400"/>
@@ -2759,6 +2807,7 @@
       </w:tblGrid>
       <w:tr>
         <w:trPr>
+          <w:cantSplit/>
           <w:tblHeader/>
         </w:trPr>
         <w:tc>
@@ -2825,6 +2874,9 @@
         </w:tc>
       </w:tr>
       <w:tr>
+        <w:trPr>
+          <w:cantSplit/>
+        </w:trPr>
         <w:tc>
           <w:tcPr>
             <w:tcW w:type="dxa" w:w="3200"/>
@@ -2889,6 +2941,9 @@
         </w:tc>
       </w:tr>
       <w:tr>
+        <w:trPr>
+          <w:cantSplit/>
+        </w:trPr>
         <w:tc>
           <w:tcPr>
             <w:tcW w:type="dxa" w:w="3200"/>
@@ -2953,6 +3008,9 @@
         </w:tc>
       </w:tr>
       <w:tr>
+        <w:trPr>
+          <w:cantSplit/>
+        </w:trPr>
         <w:tc>
           <w:tcPr>
             <w:tcW w:type="dxa" w:w="3200"/>
@@ -3038,6 +3096,9 @@
         <w:gridCol w:w="9360"/>
       </w:tblGrid>
       <w:tr>
+        <w:trPr>
+          <w:cantSplit/>
+        </w:trPr>
         <w:tc>
           <w:tcPr>
             <w:tcW w:type="dxa" w:w="9360"/>
@@ -3163,6 +3224,7 @@
       </w:tblGrid>
       <w:tr>
         <w:trPr>
+          <w:cantSplit/>
           <w:tblHeader/>
         </w:trPr>
         <w:tc>
@@ -3291,6 +3353,9 @@
         </w:tc>
       </w:tr>
       <w:tr>
+        <w:trPr>
+          <w:cantSplit/>
+        </w:trPr>
         <w:tc>
           <w:tcPr>
             <w:tcW w:type="dxa" w:w="3000"/>
@@ -3378,6 +3443,9 @@
         </w:tc>
       </w:tr>
       <w:tr>
+        <w:trPr>
+          <w:cantSplit/>
+        </w:trPr>
         <w:tc>
           <w:tcPr>
             <w:tcW w:type="dxa" w:w="3000"/>
@@ -3518,6 +3586,7 @@
       </w:tblGrid>
       <w:tr>
         <w:trPr>
+          <w:cantSplit/>
           <w:tblHeader/>
         </w:trPr>
         <w:tc>
@@ -3646,6 +3715,9 @@
         </w:tc>
       </w:tr>
       <w:tr>
+        <w:trPr>
+          <w:cantSplit/>
+        </w:trPr>
         <w:tc>
           <w:tcPr>
             <w:tcW w:type="dxa" w:w="1300"/>
@@ -3793,6 +3865,9 @@
         <w:gridCol w:w="9360"/>
       </w:tblGrid>
       <w:tr>
+        <w:trPr>
+          <w:cantSplit/>
+        </w:trPr>
         <w:tc>
           <w:tcPr>
             <w:tcW w:type="dxa" w:w="9360"/>
@@ -3860,6 +3935,7 @@
         </w:tc>
       </w:tr>
     </w:tbl>
+    <w:p/>
     <w:sectPr>
       <w:headerReference w:type="default" r:id="rId7"/>
       <w:footerReference w:type="default" r:id="rId8"/>
@@ -3870,10 +3946,6 @@
     </w:sectPr>
   </w:body>
 </w:document>
-</file>
-
-<file path=word/comments.xml><?xml version="1.0" encoding="utf-8"?>
-<w:comments xmlns:cx="http://schemas.microsoft.com/office/drawing/2014/chartex" xmlns:cx1="http://schemas.microsoft.com/office/drawing/2015/9/8/chartex" xmlns:cx2="http://schemas.microsoft.com/office/drawing/2015/10/21/chartex" xmlns:cx3="http://schemas.microsoft.com/office/drawing/2016/5/9/chartex" xmlns:cx4="http://schemas.microsoft.com/office/drawing/2016/5/10/chartex" xmlns:cx5="http://schemas.microsoft.com/office/drawing/2016/5/11/chartex" xmlns:cx6="http://schemas.microsoft.com/office/drawing/2016/5/12/chartex" xmlns:cx7="http://schemas.microsoft.com/office/drawing/2016/5/13/chartex" xmlns:cx8="http://schemas.microsoft.com/office/drawing/2016/5/14/chartex" xmlns:mc="http://schemas.openxmlformats.org/markup-compatibility/2006" xmlns:aink="http://schemas.microsoft.com/office/drawing/2016/ink" xmlns:am3d="http://schemas.microsoft.com/office/drawing/2017/model3d" xmlns:o="urn:schemas-microsoft-com:office:office" xmlns:r="http://schemas.openxmlformats.org/officeDocument/2006/relationships" xmlns:m="http://schemas.openxmlformats.org/officeDocument/2006/math" xmlns:v="urn:schemas-microsoft-com:vml" xmlns:wp14="http://schemas.microsoft.com/office/word/2010/wordprocessingDrawing" xmlns:wp="http://schemas.openxmlformats.org/drawingml/2006/wordprocessingDrawing" xmlns:w10="urn:schemas-microsoft-com:office:word" xmlns:w="http://schemas.openxmlformats.org/wordprocessingml/2006/main" xmlns:w14="http://schemas.microsoft.com/office/word/2010/wordml" xmlns:w15="http://schemas.microsoft.com/office/word/2012/wordml" xmlns:w16cex="http://schemas.microsoft.com/office/word/2018/wordml/cex" xmlns:w16cid="http://schemas.microsoft.com/office/word/2016/wordml/cid" xmlns:w16="http://schemas.microsoft.com/office/word/2018/wordml" xmlns:w16sdtdh="http://schemas.microsoft.com/office/word/2020/wordml/sdtdatahash" xmlns:w16se="http://schemas.microsoft.com/office/word/2015/wordml/symex" xmlns:wpg="http://schemas.microsoft.com/office/word/2010/wordprocessingGroup" xmlns:wpi="http://schemas.microsoft.com/office/word/2010/wordprocessingInk" xmlns:wne="http://schemas.microsoft.com/office/word/2006/wordml" xmlns:wps="http://schemas.microsoft.com/office/word/2010/wordprocessingShape"/>
 </file>
 
 <file path=word/endnotes.xml><?xml version="1.0" encoding="utf-8"?>
@@ -4272,37 +4344,24 @@
       <w:szCs w:val="56"/>
     </w:rPr>
   </w:style>
-  <w:style w:type="paragraph" w:styleId="Heading1">
-    <w:name w:val="Heading 1"/>
-    <w:basedOn w:val="Normal"/>
-    <w:next w:val="Normal"/>
-    <w:qFormat/>
-    <w:rPr>
-      <w:color w:val="2E74B5"/>
-      <w:sz w:val="32"/>
-      <w:szCs w:val="32"/>
-    </w:rPr>
-  </w:style>
-  <w:style w:type="paragraph" w:styleId="Heading2">
-    <w:name w:val="Heading 2"/>
-    <w:basedOn w:val="Normal"/>
-    <w:next w:val="Normal"/>
-    <w:qFormat/>
-    <w:rPr>
-      <w:color w:val="2E74B5"/>
-      <w:sz w:val="26"/>
-      <w:szCs w:val="26"/>
-    </w:rPr>
-  </w:style>
   <w:style w:type="paragraph" w:styleId="Heading3">
     <w:name w:val="Heading 3"/>
     <w:basedOn w:val="Normal"/>
     <w:next w:val="Normal"/>
     <w:qFormat/>
+    <w:pPr>
+      <w:keepNext/>
+      <w:keepLines/>
+      <w:spacing w:after="100" w:before="220"/>
+      <w:outlineLvl w:val="2"/>
+    </w:pPr>
     <w:rPr>
-      <w:color w:val="1F4D78"/>
-      <w:sz w:val="24"/>
-      <w:szCs w:val="24"/>
+      <w:rFonts w:ascii="Aptos" w:cs="Aptos" w:eastAsia="Aptos" w:hAnsi="Aptos"/>
+      <w:b/>
+      <w:bCs/>
+      <w:color w:val="1B3A5C"/>
+      <w:sz w:val="26"/>
+      <w:szCs w:val="26"/>
     </w:rPr>
   </w:style>
   <w:style w:type="paragraph" w:styleId="Heading4">
@@ -4310,10 +4369,19 @@
     <w:basedOn w:val="Normal"/>
     <w:next w:val="Normal"/>
     <w:qFormat/>
+    <w:pPr>
+      <w:keepNext/>
+      <w:keepLines/>
+      <w:spacing w:after="100" w:before="220"/>
+      <w:outlineLvl w:val="3"/>
+    </w:pPr>
     <w:rPr>
-      <w:i/>
-      <w:iCs/>
-      <w:color w:val="2E74B5"/>
+      <w:rFonts w:ascii="Aptos" w:cs="Aptos" w:eastAsia="Aptos" w:hAnsi="Aptos"/>
+      <w:b/>
+      <w:bCs/>
+      <w:color w:val="1B3A5C"/>
+      <w:sz w:val="24"/>
+      <w:szCs w:val="24"/>
     </w:rPr>
   </w:style>
   <w:style w:type="paragraph" w:styleId="Heading5">
@@ -4321,8 +4389,19 @@
     <w:basedOn w:val="Normal"/>
     <w:next w:val="Normal"/>
     <w:qFormat/>
+    <w:pPr>
+      <w:keepNext/>
+      <w:keepLines/>
+      <w:spacing w:after="100" w:before="220"/>
+      <w:outlineLvl w:val="4"/>
+    </w:pPr>
     <w:rPr>
-      <w:color w:val="2E74B5"/>
+      <w:rFonts w:ascii="Aptos" w:cs="Aptos" w:eastAsia="Aptos" w:hAnsi="Aptos"/>
+      <w:b/>
+      <w:bCs/>
+      <w:color w:val="1B3A5C"/>
+      <w:sz w:val="24"/>
+      <w:szCs w:val="24"/>
     </w:rPr>
   </w:style>
   <w:style w:type="paragraph" w:styleId="Heading6">
@@ -4330,8 +4409,19 @@
     <w:basedOn w:val="Normal"/>
     <w:next w:val="Normal"/>
     <w:qFormat/>
+    <w:pPr>
+      <w:keepNext/>
+      <w:keepLines/>
+      <w:spacing w:after="100" w:before="220"/>
+      <w:outlineLvl w:val="5"/>
+    </w:pPr>
     <w:rPr>
-      <w:color w:val="1F4D78"/>
+      <w:rFonts w:ascii="Aptos" w:cs="Aptos" w:eastAsia="Aptos" w:hAnsi="Aptos"/>
+      <w:b/>
+      <w:bCs/>
+      <w:color w:val="1B3A5C"/>
+      <w:sz w:val="24"/>
+      <w:szCs w:val="24"/>
     </w:rPr>
   </w:style>
   <w:style w:type="paragraph" w:styleId="Strong">
@@ -4439,6 +4529,8 @@
     <w:next w:val="Normal"/>
     <w:qFormat/>
     <w:pPr>
+      <w:keepNext/>
+      <w:keepLines/>
       <w:spacing w:after="160" w:before="240"/>
       <w:outlineLvl w:val="0"/>
     </w:pPr>
@@ -4457,6 +4549,8 @@
     <w:next w:val="Normal"/>
     <w:qFormat/>
     <w:pPr>
+      <w:keepNext/>
+      <w:keepLines/>
       <w:spacing w:after="100" w:before="220"/>
       <w:outlineLvl w:val="1"/>
     </w:pPr>
